--- a/deliverables/青岛抚顺路和哈尔滨路路口交通事故_伤情与处理备忘录_20260817.docx
+++ b/deliverables/青岛抚顺路和哈尔滨路路口交通事故_伤情与处理备忘录_20260817.docx
@@ -29,7 +29,7 @@
           <w:color w:val="5C6B7A"/>
           <w:sz w:val="22"/>
         </w:rPr>
-        <w:t>伤情以齐鲁医院云影像为准 · 伤残尚未鉴定 · 内部整理</w:t>
+        <w:t>伤情以齐鲁医院 CT 和出院记录为准 · 伤残尚未鉴定 · 内部整理</w:t>
       </w:r>
     </w:p>
     <w:p>
@@ -44,7 +44,7 @@
           <w:color w:val="5C6B7A"/>
           <w:sz w:val="21"/>
         </w:rPr>
-        <w:t>底稿 2026-08-17 · 补充 2026-08-19（材料去重：转院三点、事故四条、立即八事）  ·  材料：17 份沟通记录原文合集 + 口径对照 + 齐鲁医院云影像 3 份 CT</w:t>
+        <w:t>底稿 2026-08-17 · 补充 2026-08-19（胡志远病例文件：急诊病历、出院记录、腕带、处方）  ·  材料：17 份沟通记录原文合集 + 口径对照 + 齐鲁医院云影像 3 份 CT</w:t>
       </w:r>
     </w:p>
     <w:p>
@@ -89,7 +89,7 @@
           <w:b w:val="0"/>
           <w:sz w:val="24"/>
         </w:rPr>
-        <w:t>• 谁受伤：只有 64 岁男性胡某。云影像三份 CT 都是他的。</w:t>
+        <w:t>• 谁受伤：只有 64 岁男性胡志远（病历名）。云影像三份 CT 和出院记录都是他的。</w:t>
       </w:r>
     </w:p>
     <w:p>
@@ -104,7 +104,7 @@
           <w:b w:val="0"/>
           <w:sz w:val="24"/>
         </w:rPr>
-        <w:t>• 伤了什么：右胫骨远端骨折、腓骨近端骨折、踝关节半脱位、距骨内缘及外踝撕脱骨折；8 月 15 日已在齐鲁医院做内外固定。</w:t>
+        <w:t>• 伤了什么：右开放性踝关节骨折脱位、韧带断裂、皮肤坏死；胫骨远端和腓骨近端骨折；8 月 14 日 19:01 已切开复位内外固定、清创、VSD。</w:t>
       </w:r>
     </w:p>
     <w:p>
@@ -3434,7 +3434,7 @@
           <w:color w:val="0B2F5B"/>
           <w:sz w:val="28"/>
         </w:rPr>
-        <w:t>二、谁受伤：只有 64 岁男性胡某</w:t>
+        <w:t>二、谁受伤：只有 64 岁男性胡志远（病历名）</w:t>
       </w:r>
     </w:p>
     <w:p>
@@ -3449,7 +3449,7 @@
           <w:b w:val="0"/>
           <w:sz w:val="24"/>
         </w:rPr>
-        <w:t>医院：山东大学齐鲁医院（青岛）。云影像患者信息：胡** / 男 / 64岁。三份已审核 CT 的检查号分别为 10008056847（右小腿）、10008056848（右足）、10008059257（术后右踝）。</w:t>
+        <w:t>医院：山东大学齐鲁医院（青岛）。病历姓名：胡志远；云影像脱敏：胡**；男 / 64岁。门诊号 0002750430，住院号 0001519455，11D 手足与显微重建外科病区 33 床。三份已审核 CT 的检查号分别为 10008056847（右小腿）、10008056848（右足）、10008059257（术后右踝）。</w:t>
       </w:r>
     </w:p>
     <w:p>
@@ -3464,7 +3464,7 @@
           <w:b w:val="0"/>
           <w:sz w:val="24"/>
         </w:rPr>
-        <w:t>• 伤者：64 岁男性胡某，骑三轮车（交警认定属机动车）。家属称老爷子。齐鲁转写床号 33 床、姓名胡志远，以身份证和病历首页为准。</w:t>
+        <w:t>• 伤者：64 岁男性胡志远（齐鲁门诊病历、腕带、出院记录均为该名；云影像脱敏胡**）。家属口语称老爷子，对外材料曾写胡某。骑三轮车（交警认定属机动车）。齐鲁住院号 0001519455，门诊号 0002750430，11D 手足与显微重建外科 33 床。</w:t>
       </w:r>
     </w:p>
     <w:p>
@@ -3539,7 +3539,7 @@
           <w:b w:val="0"/>
           <w:sz w:val="24"/>
         </w:rPr>
-        <w:t>结论：伤残如果以后评得上，也只可能评在伤者胡某本人。家属、对接人、骑手都没有本次伤残材料。</w:t>
+        <w:t>结论：伤残如果以后评得上，也只可能评在伤者胡志远本人。家属、对接人、骑手都没有本次伤残材料。</w:t>
       </w:r>
     </w:p>
     <w:p>
@@ -3554,7 +3554,7 @@
           <w:color w:val="0B2F5B"/>
           <w:sz w:val="28"/>
         </w:rPr>
-        <w:t>三、伤情鉴定：以齐鲁医院 CT 为准，不以通话口述为准</w:t>
+        <w:t>三、伤情鉴定：以齐鲁医院 CT 和出院记录为准，不以通话口述为准</w:t>
       </w:r>
     </w:p>
     <w:p>
@@ -3569,7 +3569,7 @@
           <w:b w:val="0"/>
           <w:sz w:val="24"/>
         </w:rPr>
-        <w:t>来源为用户提供的云影像检查列表链接（同链再次确认）。目前仍是三份已审核 CT，没有新的术后片。内固定根数、后续方案、康复时间、残级仍待手术记录和复查。报告页注明：本报告仅供临床医生参考，不作任何证明。</w:t>
+        <w:t>云影像三份已审核 CT 已与纸质报告核对。家属 8 月 19 日另交《胡志远病例文件.pdf》。出院记录已写明术式、外固定架及克氏针；完整手术记录、植入物编码、人民医院住院号仍缺。报告页注明：本报告仅供临床医生参考，不作任何证明。</w:t>
       </w:r>
     </w:p>
     <w:p>
@@ -3631,7 +3631,7 @@
           <w:color w:val="A63D2F"/>
           <w:sz w:val="24"/>
         </w:rPr>
-        <w:t>• 右踝关节半脱位（对位不良，胫距关节间隙增宽）</w:t>
+        <w:t>• 右踝关节半脱位（CT）；出院诊断为右开放性踝关节骨折、右开放性踝关节脱位</w:t>
       </w:r>
     </w:p>
     <w:p>
@@ -3647,7 +3647,7 @@
           <w:color w:val="A63D2F"/>
           <w:sz w:val="24"/>
         </w:rPr>
-        <w:t>• 右距骨内缘撕脱性骨折</w:t>
+        <w:t>• 右距骨内缘撕脱性骨折、右外踝撕脱性骨折</w:t>
       </w:r>
     </w:p>
     <w:p>
@@ -3663,7 +3663,7 @@
           <w:color w:val="A63D2F"/>
           <w:sz w:val="24"/>
         </w:rPr>
-        <w:t>• 右外踝撕脱性骨折</w:t>
+        <w:t>• 右踝部韧带断裂（出院诊断）</w:t>
       </w:r>
     </w:p>
     <w:p>
@@ -3679,7 +3679,7 @@
           <w:color w:val="A63D2F"/>
           <w:sz w:val="24"/>
         </w:rPr>
-        <w:t>• 右小腿、踝关节软组织肿胀</w:t>
+        <w:t>• 右踝挫伤并皮肤坏死；内踝碾挫伤创面深达骨质（入院查体）</w:t>
       </w:r>
     </w:p>
     <w:p>
@@ -3695,21 +3695,7 @@
           <w:color w:val="A63D2F"/>
           <w:sz w:val="24"/>
         </w:rPr>
-        <w:t>• 2026-08-15 已行右踝关节骨折内外固定术，复查固定在位、位线可，软组织仍肿</w:t>
-      </w:r>
-    </w:p>
-    <w:p>
-      <w:pPr>
-        <w:spacing w:after="120" w:before="200" w:line="312" w:lineRule="auto"/>
-        <w:jc w:val="left"/>
-      </w:pPr>
-      <w:r>
-        <w:rPr>
-          <w:rFonts w:ascii="黑体" w:hAnsi="黑体" w:eastAsia="黑体" w:cs="黑体"/>
-          <w:b/>
-          <w:sz w:val="24"/>
-        </w:rPr>
-        <w:t>（二）右足 CT 显示的非本次外伤</w:t>
+        <w:t>• 右小腿、踝关节软组织肿胀</w:t>
       </w:r>
     </w:p>
     <w:p>
@@ -3722,10 +3708,24 @@
         <w:rPr>
           <w:rFonts w:ascii="宋体" w:hAnsi="宋体" w:eastAsia="宋体" w:cs="宋体"/>
           <w:b w:val="0"/>
-          <w:color w:val="2F6B4F"/>
-          <w:sz w:val="24"/>
-        </w:rPr>
-        <w:t>• 右足组成骨结构完整，诸关节在位，未见本次外伤性骨折</w:t>
+          <w:color w:val="A63D2F"/>
+          <w:sz w:val="24"/>
+        </w:rPr>
+        <w:t>• 2026-08-14 19:01 行切开复位内外固定、韧带缝合、清创、VSD 负压吸引；外固定架及克氏针固定可靠</w:t>
+      </w:r>
+    </w:p>
+    <w:p>
+      <w:pPr>
+        <w:spacing w:after="120" w:before="200" w:line="312" w:lineRule="auto"/>
+        <w:jc w:val="left"/>
+      </w:pPr>
+      <w:r>
+        <w:rPr>
+          <w:rFonts w:ascii="黑体" w:hAnsi="黑体" w:eastAsia="黑体" w:cs="黑体"/>
+          <w:b/>
+          <w:sz w:val="24"/>
+        </w:rPr>
+        <w:t>（二）右足 CT 显示的非本次外伤</w:t>
       </w:r>
     </w:p>
     <w:p>
@@ -3741,7 +3741,39 @@
           <w:color w:val="2F6B4F"/>
           <w:sz w:val="24"/>
         </w:rPr>
+        <w:t>• 右足组成骨结构完整，诸关节在位，未见本次外伤性骨折</w:t>
+      </w:r>
+    </w:p>
+    <w:p>
+      <w:pPr>
+        <w:spacing w:after="60" w:before="0" w:line="336" w:lineRule="auto"/>
+        <w:ind w:firstLine="210"/>
+        <w:jc w:val="left"/>
+      </w:pPr>
+      <w:r>
+        <w:rPr>
+          <w:rFonts w:ascii="宋体" w:hAnsi="宋体" w:eastAsia="宋体" w:cs="宋体"/>
+          <w:b w:val="0"/>
+          <w:color w:val="2F6B4F"/>
+          <w:sz w:val="24"/>
+        </w:rPr>
         <w:t>• 右足退行性变、跟骨骨刺、第一跖骨头囊变：属退变/陈旧改变，一般不计入本次交通事故伤残</w:t>
+      </w:r>
+    </w:p>
+    <w:p>
+      <w:pPr>
+        <w:spacing w:after="60" w:before="0" w:line="336" w:lineRule="auto"/>
+        <w:ind w:firstLine="210"/>
+        <w:jc w:val="left"/>
+      </w:pPr>
+      <w:r>
+        <w:rPr>
+          <w:rFonts w:ascii="宋体" w:hAnsi="宋体" w:eastAsia="宋体" w:cs="宋体"/>
+          <w:b w:val="0"/>
+          <w:color w:val="2F6B4F"/>
+          <w:sz w:val="24"/>
+        </w:rPr>
+        <w:t>• 高血压、糖尿病：既往病，写在出院诊断里是为围手术期管理，不向肇事方按事故伤索赔</w:t>
       </w:r>
     </w:p>
     <w:p>
@@ -4199,7 +4231,7 @@
                 <w:b w:val="0"/>
                 <w:sz w:val="21"/>
               </w:rPr>
-              <w:t>住院 · 手足与显微重建外科</w:t>
+              <w:t>住院 · 手足与显微重建外科 · 33 床</w:t>
             </w:r>
           </w:p>
         </w:tc>
@@ -4256,7 +4288,7 @@
                 <w:b w:val="0"/>
                 <w:sz w:val="21"/>
               </w:rPr>
-              <w:t>证明 8 月 15 日已在齐鲁医院完成手术，内固定+外固定在位</w:t>
+              <w:t>证明 8 月 14 日 19:01 手术后次日复查，内外固定在位</w:t>
             </w:r>
           </w:p>
         </w:tc>
@@ -4279,7 +4311,22 @@
           <w:b/>
           <w:sz w:val="24"/>
         </w:rPr>
-        <w:t>（四）通话口述必须立刻改口的地方</w:t>
+        <w:t>（三点五）纸质病历：出院记录与急诊病历</w:t>
+      </w:r>
+    </w:p>
+    <w:p>
+      <w:pPr>
+        <w:spacing w:after="120" w:before="0" w:line="360" w:lineRule="auto"/>
+        <w:ind w:firstLine="420"/>
+        <w:jc w:val="left"/>
+      </w:pPr>
+      <w:r>
+        <w:rPr>
+          <w:rFonts w:ascii="宋体" w:hAnsi="宋体" w:eastAsia="宋体" w:cs="宋体"/>
+          <w:b w:val="0"/>
+          <w:sz w:val="24"/>
+        </w:rPr>
+        <w:t>来源：胡志远病例文件.pdf。急诊病历就诊 12:27、主诉车祸伤 2 小时；入院 14:14、主诉 3 小时余。事故具体钟点仍以接处警记录为准，病历只把时间窗框在 8 月 14 日上午至中午。</w:t>
       </w:r>
     </w:p>
     <w:p>
@@ -4302,7 +4349,7 @@
           <w:b/>
           <w:sz w:val="24"/>
         </w:rPr>
-        <w:t xml:space="preserve">通话里说「右脚后跟粉碎性骨折」 → </w:t>
+        <w:t>急诊：</w:t>
       </w:r>
       <w:r>
         <w:rPr>
@@ -4310,7 +4357,7 @@
           <w:b w:val="0"/>
           <w:sz w:val="24"/>
         </w:rPr>
-        <w:t>右足 CT 未见跟骨粉碎骨折，跟骨仅为骨刺；粉碎/移位主要在胫骨远端和踝关节。</w:t>
+        <w:t>2026-08-14 12:27:11 急诊骨科就诊。主诉：车祸伤致右踝疼痛肿胀2小时。生命体征：T 36.2℃，P 87次/分，R 22次/分，BP 175/80 mmHg，SpO2 96%。请手足外科赛佳明副主任医师会诊，建议手术治疗，开具住院证</w:t>
       </w:r>
     </w:p>
     <w:p>
@@ -4333,7 +4380,7 @@
           <w:b/>
           <w:sz w:val="24"/>
         </w:rPr>
-        <w:t xml:space="preserve">通话里说「腓骨下段/小腿外侧骨折」 → </w:t>
+        <w:t>破伤风：</w:t>
       </w:r>
       <w:r>
         <w:rPr>
@@ -4341,7 +4388,7 @@
           <w:b w:val="0"/>
           <w:sz w:val="24"/>
         </w:rPr>
-        <w:t>急诊小腿 CT 写的是「腓骨近端」骨折，另有「外踝撕脱性骨折」（外踝属腓骨远端）。两处都要记，不要只记一处。</w:t>
+        <w:t>破伤风人免疫球蛋白 250iu，肌肉注射，立即，1 支，金额 270.00 元；医师甄洪岩；临床诊断栏写「肢体疼痛」</w:t>
       </w:r>
     </w:p>
     <w:p>
@@ -4364,7 +4411,7 @@
           <w:b/>
           <w:sz w:val="24"/>
         </w:rPr>
-        <w:t xml:space="preserve">通话里钢钉数量 2 根或 4 根说法不一 → </w:t>
+        <w:t>住院：</w:t>
       </w:r>
       <w:r>
         <w:rPr>
@@ -4372,7 +4419,7 @@
           <w:b w:val="0"/>
           <w:sz w:val="24"/>
         </w:rPr>
-        <w:t>术后 CT 结论是「内外固定术后，内外固定在位」，以手术记录和术后 CT 为准，不以口述根数为准。</w:t>
+        <w:t>2026-08-14 14:14 入院，2026-08-17 08:00 出院，住院 3天。入院主诉：右踝部肿痛流血，活动受限3小时余。</w:t>
       </w:r>
     </w:p>
     <w:p>
@@ -4395,7 +4442,7 @@
           <w:b/>
           <w:sz w:val="24"/>
         </w:rPr>
-        <w:t xml:space="preserve">8 月 15 日部分通话说已出院回家 → </w:t>
+        <w:t>入院查体：</w:t>
       </w:r>
       <w:r>
         <w:rPr>
@@ -4403,7 +4450,21 @@
           <w:b w:val="0"/>
           <w:sz w:val="24"/>
         </w:rPr>
-        <w:t>同日住院 CT 在手足与显微重建外科，证明当时仍在齐鲁医院住院术后复查，并未结束治疗。</w:t>
+        <w:t>右踝部明显肿胀、畸形；内踝软组织碾挫伤，创面深达骨质，创面组织灰暗、苍白、无血运；踝关节广泛压痛，屈伸明显受限；患肢纵向叩击痛阳性；足趾活动好，足背动脉搏动弱</w:t>
+      </w:r>
+    </w:p>
+    <w:p>
+      <w:pPr>
+        <w:spacing w:after="120" w:before="200" w:line="312" w:lineRule="auto"/>
+        <w:jc w:val="left"/>
+      </w:pPr>
+      <w:r>
+        <w:rPr>
+          <w:rFonts w:ascii="黑体" w:hAnsi="黑体" w:eastAsia="黑体" w:cs="黑体"/>
+          <w:b/>
+          <w:sz w:val="24"/>
+        </w:rPr>
+        <w:t>出院诊断（入院、出院相同）</w:t>
       </w:r>
     </w:p>
     <w:p>
@@ -4416,25 +4477,10 @@
         <w:rPr>
           <w:rFonts w:ascii="宋体" w:hAnsi="宋体" w:eastAsia="宋体" w:cs="宋体"/>
           <w:b w:val="0"/>
-          <w:sz w:val="24"/>
-        </w:rPr>
-        <w:t xml:space="preserve">• </w:t>
-      </w:r>
-      <w:r>
-        <w:rPr>
-          <w:rFonts w:ascii="宋体" w:hAnsi="宋体" w:eastAsia="宋体" w:cs="宋体"/>
-          <w:b/>
-          <w:sz w:val="24"/>
-        </w:rPr>
-        <w:t xml:space="preserve">录音把车说成「叉车」 → </w:t>
-      </w:r>
-      <w:r>
-        <w:rPr>
-          <w:rFonts w:ascii="宋体" w:hAnsi="宋体" w:eastAsia="宋体" w:cs="宋体"/>
-          <w:b w:val="0"/>
-          <w:sz w:val="24"/>
-        </w:rPr>
-        <w:t>涉事是货运三轮，交警口头认定为机动车。不要对外说叉车。</w:t>
+          <w:color w:val="A63D2F"/>
+          <w:sz w:val="24"/>
+        </w:rPr>
+        <w:t>• 右开放性踝关节骨折</w:t>
       </w:r>
     </w:p>
     <w:p>
@@ -4447,25 +4493,10 @@
         <w:rPr>
           <w:rFonts w:ascii="宋体" w:hAnsi="宋体" w:eastAsia="宋体" w:cs="宋体"/>
           <w:b w:val="0"/>
-          <w:sz w:val="24"/>
-        </w:rPr>
-        <w:t xml:space="preserve">• </w:t>
-      </w:r>
-      <w:r>
-        <w:rPr>
-          <w:rFonts w:ascii="宋体" w:hAnsi="宋体" w:eastAsia="宋体" w:cs="宋体"/>
-          <w:b/>
-          <w:sz w:val="24"/>
-        </w:rPr>
-        <w:t xml:space="preserve">地点曾有多种市场别称 → </w:t>
-      </w:r>
-      <w:r>
-        <w:rPr>
-          <w:rFonts w:ascii="宋体" w:hAnsi="宋体" w:eastAsia="宋体" w:cs="宋体"/>
-          <w:b w:val="0"/>
-          <w:sz w:val="24"/>
-        </w:rPr>
-        <w:t>家属确认对外统一写：抚顺路和哈尔滨路路口（抚顺路批发市场）。仍以认定书为准。</w:t>
+          <w:color w:val="A63D2F"/>
+          <w:sz w:val="24"/>
+        </w:rPr>
+        <w:t>• 右开放性踝关节脱位</w:t>
       </w:r>
     </w:p>
     <w:p>
@@ -4478,25 +4509,10 @@
         <w:rPr>
           <w:rFonts w:ascii="宋体" w:hAnsi="宋体" w:eastAsia="宋体" w:cs="宋体"/>
           <w:b w:val="0"/>
-          <w:sz w:val="24"/>
-        </w:rPr>
-        <w:t xml:space="preserve">• </w:t>
-      </w:r>
-      <w:r>
-        <w:rPr>
-          <w:rFonts w:ascii="宋体" w:hAnsi="宋体" w:eastAsia="宋体" w:cs="宋体"/>
-          <w:b/>
-          <w:sz w:val="24"/>
-        </w:rPr>
-        <w:t xml:space="preserve">录音写成「刘小春」 → </w:t>
-      </w:r>
-      <w:r>
-        <w:rPr>
-          <w:rFonts w:ascii="宋体" w:hAnsi="宋体" w:eastAsia="宋体" w:cs="宋体"/>
-          <w:b w:val="0"/>
-          <w:sz w:val="24"/>
-        </w:rPr>
-        <w:t>家属口述用工老板为刘孝春。转写可能同音错字，以身份证、微信实名为准。</w:t>
+          <w:color w:val="A63D2F"/>
+          <w:sz w:val="24"/>
+        </w:rPr>
+        <w:t>• 右踝部韧带断裂</w:t>
       </w:r>
     </w:p>
     <w:p>
@@ -4509,6 +4525,54 @@
         <w:rPr>
           <w:rFonts w:ascii="宋体" w:hAnsi="宋体" w:eastAsia="宋体" w:cs="宋体"/>
           <w:b w:val="0"/>
+          <w:color w:val="A63D2F"/>
+          <w:sz w:val="24"/>
+        </w:rPr>
+        <w:t>• 右踝挫伤并皮肤坏死</w:t>
+      </w:r>
+    </w:p>
+    <w:p>
+      <w:pPr>
+        <w:spacing w:after="60" w:before="0" w:line="336" w:lineRule="auto"/>
+        <w:ind w:firstLine="210"/>
+        <w:jc w:val="left"/>
+      </w:pPr>
+      <w:r>
+        <w:rPr>
+          <w:rFonts w:ascii="宋体" w:hAnsi="宋体" w:eastAsia="宋体" w:cs="宋体"/>
+          <w:b w:val="0"/>
+          <w:color w:val="2F6B4F"/>
+          <w:sz w:val="24"/>
+        </w:rPr>
+        <w:t>• 高血压（既往，不计入本次事故伤残）</w:t>
+      </w:r>
+    </w:p>
+    <w:p>
+      <w:pPr>
+        <w:spacing w:after="60" w:before="0" w:line="336" w:lineRule="auto"/>
+        <w:ind w:firstLine="210"/>
+        <w:jc w:val="left"/>
+      </w:pPr>
+      <w:r>
+        <w:rPr>
+          <w:rFonts w:ascii="宋体" w:hAnsi="宋体" w:eastAsia="宋体" w:cs="宋体"/>
+          <w:b w:val="0"/>
+          <w:color w:val="2F6B4F"/>
+          <w:sz w:val="24"/>
+        </w:rPr>
+        <w:t>• 糖尿病（既往，不计入本次事故伤残）</w:t>
+      </w:r>
+    </w:p>
+    <w:p>
+      <w:pPr>
+        <w:spacing w:after="60" w:before="0" w:line="336" w:lineRule="auto"/>
+        <w:ind w:firstLine="210"/>
+        <w:jc w:val="left"/>
+      </w:pPr>
+      <w:r>
+        <w:rPr>
+          <w:rFonts w:ascii="宋体" w:hAnsi="宋体" w:eastAsia="宋体" w:cs="宋体"/>
+          <w:b w:val="0"/>
           <w:sz w:val="24"/>
         </w:rPr>
         <w:t xml:space="preserve">• </w:t>
@@ -4519,7 +4583,7 @@
           <w:b/>
           <w:sz w:val="24"/>
         </w:rPr>
-        <w:t xml:space="preserve">录音写成「胡志远」 → </w:t>
+        <w:t>手术：</w:t>
       </w:r>
       <w:r>
         <w:rPr>
@@ -4527,7 +4591,498 @@
           <w:b w:val="0"/>
           <w:sz w:val="24"/>
         </w:rPr>
-        <w:t>家属对接人是儿子胡继刚。伤者写胡某。姓名以身份证、病历首页为准。</w:t>
+        <w:t>2026-08-14 19:01 右踝关节骨折脱位切开复位内外固定、韧带缝合、软组织清创、VSD 负压吸引</w:t>
+      </w:r>
+    </w:p>
+    <w:p>
+      <w:pPr>
+        <w:spacing w:after="60" w:before="0" w:line="336" w:lineRule="auto"/>
+        <w:ind w:firstLine="210"/>
+        <w:jc w:val="left"/>
+      </w:pPr>
+      <w:r>
+        <w:rPr>
+          <w:rFonts w:ascii="宋体" w:hAnsi="宋体" w:eastAsia="宋体" w:cs="宋体"/>
+          <w:b w:val="0"/>
+          <w:sz w:val="24"/>
+        </w:rPr>
+        <w:t xml:space="preserve">• </w:t>
+      </w:r>
+      <w:r>
+        <w:rPr>
+          <w:rFonts w:ascii="宋体" w:hAnsi="宋体" w:eastAsia="宋体" w:cs="宋体"/>
+          <w:b/>
+          <w:sz w:val="24"/>
+        </w:rPr>
+        <w:t>出院时：</w:t>
+      </w:r>
+      <w:r>
+        <w:rPr>
+          <w:rFonts w:ascii="宋体" w:hAnsi="宋体" w:eastAsia="宋体" w:cs="宋体"/>
+          <w:b w:val="0"/>
+          <w:sz w:val="24"/>
+        </w:rPr>
+        <w:t>神志清，精神反应好，饮食及两便正常；手术切口稍红肿、少量血性渗出；肢端血运感觉可；外固定架及克氏针固定可靠；负压吸引通畅</w:t>
+      </w:r>
+    </w:p>
+    <w:p>
+      <w:pPr>
+        <w:spacing w:after="60" w:before="0" w:line="336" w:lineRule="auto"/>
+        <w:ind w:firstLine="210"/>
+        <w:jc w:val="left"/>
+      </w:pPr>
+      <w:r>
+        <w:rPr>
+          <w:rFonts w:ascii="宋体" w:hAnsi="宋体" w:eastAsia="宋体" w:cs="宋体"/>
+          <w:b w:val="0"/>
+          <w:sz w:val="24"/>
+        </w:rPr>
+        <w:t xml:space="preserve">• </w:t>
+      </w:r>
+      <w:r>
+        <w:rPr>
+          <w:rFonts w:ascii="宋体" w:hAnsi="宋体" w:eastAsia="宋体" w:cs="宋体"/>
+          <w:b/>
+          <w:sz w:val="24"/>
+        </w:rPr>
+        <w:t>带药：</w:t>
+      </w:r>
+      <w:r>
+        <w:rPr>
+          <w:rFonts w:ascii="宋体" w:hAnsi="宋体" w:eastAsia="宋体" w:cs="宋体"/>
+          <w:b w:val="0"/>
+          <w:sz w:val="24"/>
+        </w:rPr>
+        <w:t>欧开 2 粒 口服 BID（消肿）</w:t>
+      </w:r>
+    </w:p>
+    <w:p>
+      <w:pPr>
+        <w:spacing w:after="60" w:before="0" w:line="336" w:lineRule="auto"/>
+        <w:ind w:firstLine="210"/>
+        <w:jc w:val="left"/>
+      </w:pPr>
+      <w:r>
+        <w:rPr>
+          <w:rFonts w:ascii="宋体" w:hAnsi="宋体" w:eastAsia="宋体" w:cs="宋体"/>
+          <w:b w:val="0"/>
+          <w:sz w:val="24"/>
+        </w:rPr>
+        <w:t xml:space="preserve">• </w:t>
+      </w:r>
+      <w:r>
+        <w:rPr>
+          <w:rFonts w:ascii="宋体" w:hAnsi="宋体" w:eastAsia="宋体" w:cs="宋体"/>
+          <w:b/>
+          <w:sz w:val="24"/>
+        </w:rPr>
+        <w:t>带药：</w:t>
+      </w:r>
+      <w:r>
+        <w:rPr>
+          <w:rFonts w:ascii="宋体" w:hAnsi="宋体" w:eastAsia="宋体" w:cs="宋体"/>
+          <w:b w:val="0"/>
+          <w:sz w:val="24"/>
+        </w:rPr>
+        <w:t>利伐沙班 1 粒 口服 QD（抗凝防血栓）</w:t>
+      </w:r>
+    </w:p>
+    <w:p>
+      <w:pPr>
+        <w:spacing w:after="60" w:before="0" w:line="336" w:lineRule="auto"/>
+        <w:ind w:firstLine="210"/>
+        <w:jc w:val="left"/>
+      </w:pPr>
+      <w:r>
+        <w:rPr>
+          <w:rFonts w:ascii="宋体" w:hAnsi="宋体" w:eastAsia="宋体" w:cs="宋体"/>
+          <w:b w:val="0"/>
+          <w:sz w:val="24"/>
+        </w:rPr>
+        <w:t xml:space="preserve">• </w:t>
+      </w:r>
+      <w:r>
+        <w:rPr>
+          <w:rFonts w:ascii="宋体" w:hAnsi="宋体" w:eastAsia="宋体" w:cs="宋体"/>
+          <w:b/>
+          <w:sz w:val="24"/>
+        </w:rPr>
+        <w:t>带药：</w:t>
+      </w:r>
+      <w:r>
+        <w:rPr>
+          <w:rFonts w:ascii="宋体" w:hAnsi="宋体" w:eastAsia="宋体" w:cs="宋体"/>
+          <w:b w:val="0"/>
+          <w:sz w:val="24"/>
+        </w:rPr>
+        <w:t>降压药等自备</w:t>
+      </w:r>
+    </w:p>
+    <w:p>
+      <w:pPr>
+        <w:spacing w:after="60" w:before="0" w:line="336" w:lineRule="auto"/>
+        <w:ind w:firstLine="210"/>
+        <w:jc w:val="left"/>
+      </w:pPr>
+      <w:r>
+        <w:rPr>
+          <w:rFonts w:ascii="宋体" w:hAnsi="宋体" w:eastAsia="宋体" w:cs="宋体"/>
+          <w:b w:val="0"/>
+          <w:sz w:val="24"/>
+        </w:rPr>
+        <w:t>• 患肢抬高</w:t>
+      </w:r>
+    </w:p>
+    <w:p>
+      <w:pPr>
+        <w:spacing w:after="60" w:before="0" w:line="336" w:lineRule="auto"/>
+        <w:ind w:firstLine="210"/>
+        <w:jc w:val="left"/>
+      </w:pPr>
+      <w:r>
+        <w:rPr>
+          <w:rFonts w:ascii="宋体" w:hAnsi="宋体" w:eastAsia="宋体" w:cs="宋体"/>
+          <w:b w:val="0"/>
+          <w:sz w:val="24"/>
+        </w:rPr>
+        <w:t>• 隔日换药，避免创口污染，术后约 2 周拆线</w:t>
+      </w:r>
+    </w:p>
+    <w:p>
+      <w:pPr>
+        <w:spacing w:after="60" w:before="0" w:line="336" w:lineRule="auto"/>
+        <w:ind w:firstLine="210"/>
+        <w:jc w:val="left"/>
+      </w:pPr>
+      <w:r>
+        <w:rPr>
+          <w:rFonts w:ascii="宋体" w:hAnsi="宋体" w:eastAsia="宋体" w:cs="宋体"/>
+          <w:b w:val="0"/>
+          <w:sz w:val="24"/>
+        </w:rPr>
+        <w:t>• 避免负重及剧烈活动，行患肢功能锻炼预防血栓</w:t>
+      </w:r>
+    </w:p>
+    <w:p>
+      <w:pPr>
+        <w:spacing w:after="60" w:before="0" w:line="336" w:lineRule="auto"/>
+        <w:ind w:firstLine="210"/>
+        <w:jc w:val="left"/>
+      </w:pPr>
+      <w:r>
+        <w:rPr>
+          <w:rFonts w:ascii="宋体" w:hAnsi="宋体" w:eastAsia="宋体" w:cs="宋体"/>
+          <w:b w:val="0"/>
+          <w:sz w:val="24"/>
+        </w:rPr>
+        <w:t>• 保持创口干燥</w:t>
+      </w:r>
+    </w:p>
+    <w:p>
+      <w:pPr>
+        <w:spacing w:after="60" w:before="0" w:line="336" w:lineRule="auto"/>
+        <w:ind w:firstLine="210"/>
+        <w:jc w:val="left"/>
+      </w:pPr>
+      <w:r>
+        <w:rPr>
+          <w:rFonts w:ascii="宋体" w:hAnsi="宋体" w:eastAsia="宋体" w:cs="宋体"/>
+          <w:b w:val="0"/>
+          <w:sz w:val="24"/>
+        </w:rPr>
+        <w:t>• 定期门诊复查、去除固定装置、指导功能锻炼，不适随诊</w:t>
+      </w:r>
+    </w:p>
+    <w:p>
+      <w:pPr>
+        <w:spacing w:after="60" w:before="0" w:line="336" w:lineRule="auto"/>
+        <w:ind w:firstLine="210"/>
+        <w:jc w:val="left"/>
+      </w:pPr>
+      <w:r>
+        <w:rPr>
+          <w:rFonts w:ascii="宋体" w:hAnsi="宋体" w:eastAsia="宋体" w:cs="宋体"/>
+          <w:b w:val="0"/>
+          <w:sz w:val="24"/>
+        </w:rPr>
+        <w:t>• 继续负压吸引，根据创面情况二期给予适宜治疗</w:t>
+      </w:r>
+    </w:p>
+    <w:p>
+      <w:pPr>
+        <w:spacing w:after="120" w:before="0" w:line="360" w:lineRule="auto"/>
+        <w:ind w:firstLine="420"/>
+        <w:jc w:val="left"/>
+      </w:pPr>
+      <w:r>
+        <w:rPr>
+          <w:rFonts w:ascii="宋体" w:hAnsi="宋体" w:eastAsia="宋体" w:cs="宋体"/>
+          <w:b w:val="0"/>
+          <w:sz w:val="24"/>
+        </w:rPr>
+        <w:t>出院记录医师签名：糜建明。会诊及住院证：手足外科赛佳明副主任医师。 病历复印：出院后 10 个工作日，博施楼 1 楼服务中心，须带患者身份证；代理人另带本人身份证。周六下午及周日不开放。可微信扫码申请邮寄。</w:t>
+      </w:r>
+    </w:p>
+    <w:p>
+      <w:pPr>
+        <w:spacing w:after="120" w:before="200" w:line="312" w:lineRule="auto"/>
+        <w:jc w:val="left"/>
+      </w:pPr>
+      <w:r>
+        <w:rPr>
+          <w:rFonts w:ascii="黑体" w:hAnsi="黑体" w:eastAsia="黑体" w:cs="黑体"/>
+          <w:b/>
+          <w:sz w:val="24"/>
+        </w:rPr>
+        <w:t>（四）通话口述必须立刻改口的地方</w:t>
+      </w:r>
+    </w:p>
+    <w:p>
+      <w:pPr>
+        <w:spacing w:after="60" w:before="0" w:line="336" w:lineRule="auto"/>
+        <w:ind w:firstLine="210"/>
+        <w:jc w:val="left"/>
+      </w:pPr>
+      <w:r>
+        <w:rPr>
+          <w:rFonts w:ascii="宋体" w:hAnsi="宋体" w:eastAsia="宋体" w:cs="宋体"/>
+          <w:b w:val="0"/>
+          <w:sz w:val="24"/>
+        </w:rPr>
+        <w:t xml:space="preserve">• </w:t>
+      </w:r>
+      <w:r>
+        <w:rPr>
+          <w:rFonts w:ascii="宋体" w:hAnsi="宋体" w:eastAsia="宋体" w:cs="宋体"/>
+          <w:b/>
+          <w:sz w:val="24"/>
+        </w:rPr>
+        <w:t xml:space="preserve">通话里说「右脚后跟粉碎性骨折」 → </w:t>
+      </w:r>
+      <w:r>
+        <w:rPr>
+          <w:rFonts w:ascii="宋体" w:hAnsi="宋体" w:eastAsia="宋体" w:cs="宋体"/>
+          <w:b w:val="0"/>
+          <w:sz w:val="24"/>
+        </w:rPr>
+        <w:t>右足 CT 未见跟骨粉碎骨折，跟骨仅为骨刺；粉碎/移位主要在胫骨远端和踝关节。</w:t>
+      </w:r>
+    </w:p>
+    <w:p>
+      <w:pPr>
+        <w:spacing w:after="60" w:before="0" w:line="336" w:lineRule="auto"/>
+        <w:ind w:firstLine="210"/>
+        <w:jc w:val="left"/>
+      </w:pPr>
+      <w:r>
+        <w:rPr>
+          <w:rFonts w:ascii="宋体" w:hAnsi="宋体" w:eastAsia="宋体" w:cs="宋体"/>
+          <w:b w:val="0"/>
+          <w:sz w:val="24"/>
+        </w:rPr>
+        <w:t xml:space="preserve">• </w:t>
+      </w:r>
+      <w:r>
+        <w:rPr>
+          <w:rFonts w:ascii="宋体" w:hAnsi="宋体" w:eastAsia="宋体" w:cs="宋体"/>
+          <w:b/>
+          <w:sz w:val="24"/>
+        </w:rPr>
+        <w:t xml:space="preserve">通话里说「腓骨下段/小腿外侧骨折」 → </w:t>
+      </w:r>
+      <w:r>
+        <w:rPr>
+          <w:rFonts w:ascii="宋体" w:hAnsi="宋体" w:eastAsia="宋体" w:cs="宋体"/>
+          <w:b w:val="0"/>
+          <w:sz w:val="24"/>
+        </w:rPr>
+        <w:t>急诊小腿 CT 写的是「腓骨近端」骨折，另有「外踝撕脱性骨折」（外踝属腓骨远端）。两处都要记，不要只记一处。</w:t>
+      </w:r>
+    </w:p>
+    <w:p>
+      <w:pPr>
+        <w:spacing w:after="60" w:before="0" w:line="336" w:lineRule="auto"/>
+        <w:ind w:firstLine="210"/>
+        <w:jc w:val="left"/>
+      </w:pPr>
+      <w:r>
+        <w:rPr>
+          <w:rFonts w:ascii="宋体" w:hAnsi="宋体" w:eastAsia="宋体" w:cs="宋体"/>
+          <w:b w:val="0"/>
+          <w:sz w:val="24"/>
+        </w:rPr>
+        <w:t xml:space="preserve">• </w:t>
+      </w:r>
+      <w:r>
+        <w:rPr>
+          <w:rFonts w:ascii="宋体" w:hAnsi="宋体" w:eastAsia="宋体" w:cs="宋体"/>
+          <w:b/>
+          <w:sz w:val="24"/>
+        </w:rPr>
+        <w:t xml:space="preserve">通话里钢钉数量 2 根或 4 根说法不一 → </w:t>
+      </w:r>
+      <w:r>
+        <w:rPr>
+          <w:rFonts w:ascii="宋体" w:hAnsi="宋体" w:eastAsia="宋体" w:cs="宋体"/>
+          <w:b w:val="0"/>
+          <w:sz w:val="24"/>
+        </w:rPr>
+        <w:t>出院记录写的是外固定架及克氏针，未写锁定钉根数。完整手术记录和植入物清单仍要向病案室要，不以口述根数为准。</w:t>
+      </w:r>
+    </w:p>
+    <w:p>
+      <w:pPr>
+        <w:spacing w:after="60" w:before="0" w:line="336" w:lineRule="auto"/>
+        <w:ind w:firstLine="210"/>
+        <w:jc w:val="left"/>
+      </w:pPr>
+      <w:r>
+        <w:rPr>
+          <w:rFonts w:ascii="宋体" w:hAnsi="宋体" w:eastAsia="宋体" w:cs="宋体"/>
+          <w:b w:val="0"/>
+          <w:sz w:val="24"/>
+        </w:rPr>
+        <w:t xml:space="preserve">• </w:t>
+      </w:r>
+      <w:r>
+        <w:rPr>
+          <w:rFonts w:ascii="宋体" w:hAnsi="宋体" w:eastAsia="宋体" w:cs="宋体"/>
+          <w:b/>
+          <w:sz w:val="24"/>
+        </w:rPr>
+        <w:t xml:space="preserve">8 月 15 日部分通话说已出院回家 → </w:t>
+      </w:r>
+      <w:r>
+        <w:rPr>
+          <w:rFonts w:ascii="宋体" w:hAnsi="宋体" w:eastAsia="宋体" w:cs="宋体"/>
+          <w:b w:val="0"/>
+          <w:sz w:val="24"/>
+        </w:rPr>
+        <w:t>出院记录：2026-08-14 14:14 入院，2026-08-17 08:00 出院，住院 3 天。8 月 15 日是术后 CT，人还在齐鲁 33 床。</w:t>
+      </w:r>
+    </w:p>
+    <w:p>
+      <w:pPr>
+        <w:spacing w:after="60" w:before="0" w:line="336" w:lineRule="auto"/>
+        <w:ind w:firstLine="210"/>
+        <w:jc w:val="left"/>
+      </w:pPr>
+      <w:r>
+        <w:rPr>
+          <w:rFonts w:ascii="宋体" w:hAnsi="宋体" w:eastAsia="宋体" w:cs="宋体"/>
+          <w:b w:val="0"/>
+          <w:sz w:val="24"/>
+        </w:rPr>
+        <w:t xml:space="preserve">• </w:t>
+      </w:r>
+      <w:r>
+        <w:rPr>
+          <w:rFonts w:ascii="宋体" w:hAnsi="宋体" w:eastAsia="宋体" w:cs="宋体"/>
+          <w:b/>
+          <w:sz w:val="24"/>
+        </w:rPr>
+        <w:t xml:space="preserve">录音把车说成「叉车」 → </w:t>
+      </w:r>
+      <w:r>
+        <w:rPr>
+          <w:rFonts w:ascii="宋体" w:hAnsi="宋体" w:eastAsia="宋体" w:cs="宋体"/>
+          <w:b w:val="0"/>
+          <w:sz w:val="24"/>
+        </w:rPr>
+        <w:t>涉事是货运三轮，交警口头认定为机动车。不要对外说叉车。</w:t>
+      </w:r>
+    </w:p>
+    <w:p>
+      <w:pPr>
+        <w:spacing w:after="60" w:before="0" w:line="336" w:lineRule="auto"/>
+        <w:ind w:firstLine="210"/>
+        <w:jc w:val="left"/>
+      </w:pPr>
+      <w:r>
+        <w:rPr>
+          <w:rFonts w:ascii="宋体" w:hAnsi="宋体" w:eastAsia="宋体" w:cs="宋体"/>
+          <w:b w:val="0"/>
+          <w:sz w:val="24"/>
+        </w:rPr>
+        <w:t xml:space="preserve">• </w:t>
+      </w:r>
+      <w:r>
+        <w:rPr>
+          <w:rFonts w:ascii="宋体" w:hAnsi="宋体" w:eastAsia="宋体" w:cs="宋体"/>
+          <w:b/>
+          <w:sz w:val="24"/>
+        </w:rPr>
+        <w:t xml:space="preserve">地点曾有多种市场别称 → </w:t>
+      </w:r>
+      <w:r>
+        <w:rPr>
+          <w:rFonts w:ascii="宋体" w:hAnsi="宋体" w:eastAsia="宋体" w:cs="宋体"/>
+          <w:b w:val="0"/>
+          <w:sz w:val="24"/>
+        </w:rPr>
+        <w:t>家属确认对外统一写：抚顺路和哈尔滨路路口（抚顺路批发市场）。仍以认定书为准。</w:t>
+      </w:r>
+    </w:p>
+    <w:p>
+      <w:pPr>
+        <w:spacing w:after="60" w:before="0" w:line="336" w:lineRule="auto"/>
+        <w:ind w:firstLine="210"/>
+        <w:jc w:val="left"/>
+      </w:pPr>
+      <w:r>
+        <w:rPr>
+          <w:rFonts w:ascii="宋体" w:hAnsi="宋体" w:eastAsia="宋体" w:cs="宋体"/>
+          <w:b w:val="0"/>
+          <w:sz w:val="24"/>
+        </w:rPr>
+        <w:t xml:space="preserve">• </w:t>
+      </w:r>
+      <w:r>
+        <w:rPr>
+          <w:rFonts w:ascii="宋体" w:hAnsi="宋体" w:eastAsia="宋体" w:cs="宋体"/>
+          <w:b/>
+          <w:sz w:val="24"/>
+        </w:rPr>
+        <w:t xml:space="preserve">录音写成「刘小春」 → </w:t>
+      </w:r>
+      <w:r>
+        <w:rPr>
+          <w:rFonts w:ascii="宋体" w:hAnsi="宋体" w:eastAsia="宋体" w:cs="宋体"/>
+          <w:b w:val="0"/>
+          <w:sz w:val="24"/>
+        </w:rPr>
+        <w:t>家属口述用工老板为刘孝春。转写可能同音错字，以身份证、微信实名为准。</w:t>
+      </w:r>
+    </w:p>
+    <w:p>
+      <w:pPr>
+        <w:spacing w:after="60" w:before="0" w:line="336" w:lineRule="auto"/>
+        <w:ind w:firstLine="210"/>
+        <w:jc w:val="left"/>
+      </w:pPr>
+      <w:r>
+        <w:rPr>
+          <w:rFonts w:ascii="宋体" w:hAnsi="宋体" w:eastAsia="宋体" w:cs="宋体"/>
+          <w:b w:val="0"/>
+          <w:sz w:val="24"/>
+        </w:rPr>
+        <w:t xml:space="preserve">• </w:t>
+      </w:r>
+      <w:r>
+        <w:rPr>
+          <w:rFonts w:ascii="宋体" w:hAnsi="宋体" w:eastAsia="宋体" w:cs="宋体"/>
+          <w:b/>
+          <w:sz w:val="24"/>
+        </w:rPr>
+        <w:t xml:space="preserve">录音写成「胡志远」、对外写胡某 → </w:t>
+      </w:r>
+      <w:r>
+        <w:rPr>
+          <w:rFonts w:ascii="宋体" w:hAnsi="宋体" w:eastAsia="宋体" w:cs="宋体"/>
+          <w:b w:val="0"/>
+          <w:sz w:val="24"/>
+        </w:rPr>
+        <w:t>齐鲁门诊病历、腕带、出院记录姓名均为胡志远。家属口语称老爷子。法律文书以身份证和病历首页为准。</w:t>
       </w:r>
     </w:p>
     <w:p>
@@ -4759,7 +5314,7 @@
           <w:b w:val="0"/>
           <w:sz w:val="24"/>
         </w:rPr>
-        <w:t>仅伤者本人：64 岁男性胡某（云影像脱敏为胡**）。家属胡继刚、美团骑手均无本次伤残材料。</w:t>
+        <w:t>仅伤者本人：64 岁男性胡志远（病历名；云影像脱敏为胡**）。家属胡继刚、美团骑手均无本次伤残材料。</w:t>
       </w:r>
     </w:p>
     <w:p>
@@ -4883,7 +5438,7 @@
           <w:b w:val="0"/>
           <w:sz w:val="24"/>
         </w:rPr>
-        <w:t>与本次事故相关、日后可能构成评残基础的，是右踝骨折脱位 + 胫骨远端骨折 + 腓骨近端骨折治疗后残留的踝关节功能、行走能力、畸形或疼痛。右足退变、骨刺不计入本次。</w:t>
+        <w:t>与本次事故相关、日后可能构成评残基础的，是右开放性踝关节骨折脱位、韧带断裂、皮肤坏死清创及 VSD、胫骨远端和腓骨近端骨折治疗后残留的踝关节功能、行走能力、畸形或疼痛。高血压、糖尿病和右足退变、骨刺不计入本次。</w:t>
       </w:r>
     </w:p>
     <w:p>
@@ -4927,7 +5482,7 @@
           <w:b w:val="0"/>
           <w:sz w:val="24"/>
         </w:rPr>
-        <w:t>• 保存三份 CT 报告、影像、手术记录、入院出院记录、医嘱和发票原件</w:t>
+        <w:t>• 保存三份 CT 报告、出院记录、腕带信息、破伤风处方；再向病案室要完整手术记录和植入物清单</w:t>
       </w:r>
     </w:p>
     <w:p>
@@ -5002,7 +5557,7 @@
           <w:b w:val="0"/>
           <w:sz w:val="24"/>
         </w:rPr>
-        <w:t>医学含义（给家属内部看，不要拿去跟骑手谈级数）：这是右踝关节骨折合并半脱位，加上胫骨远端、腓骨近端骨折，已经手术内外固定。属于较重的下肢创伤。治疗终结后如果踝关节活动明显受限、行走距离或负重受影响，通常具备启动评残的医学基础。残级高低看日后功能，不看急诊片子有多碎。右足骨刺不要塞进评残申请。</w:t>
+        <w:t>医学含义（给家属内部看，不要拿去跟骑手谈级数）：出院记录是右开放性踝关节骨折脱位，合并韧带断裂、皮肤坏死、清创和 VSD，加上胫骨远端、腓骨近端骨折，已内外固定。属于较重的下肢开放伤。治疗终结后如果踝关节活动明显受限、行走距离或负重受影响，通常具备启动评残的医学基础。残级高低看日后功能，不看急诊片子有多碎。高血压、糖尿病和右足骨刺不要塞进评残申请。现在仍禁止对外报残级或总赔偿数额。</w:t>
       </w:r>
     </w:p>
     <w:p>
@@ -5079,7 +5634,7 @@
           <w:b w:val="0"/>
           <w:sz w:val="24"/>
         </w:rPr>
-        <w:t>急诊 CT 登记为 2026-08-14；家属对骑手称「周五出事」。2026-08-14 确为周五。具体时刻以接处警记录和认定书为准。</w:t>
+        <w:t>急诊病历就诊 2026-08-14 12:27:11，主诉车祸伤 2 小时；入院 14:14，主诉 3 小时余。2026-08-14 确为周五。具体时刻以接处警记录和认定书为准。</w:t>
       </w:r>
     </w:p>
     <w:p>
@@ -5110,7 +5665,7 @@
           <w:b w:val="0"/>
           <w:sz w:val="24"/>
         </w:rPr>
-        <w:t>胡某当时在为刘孝春家卸货搬运，驾驶/使用刘家三轮车。卸完第一趟，回装第二趟：贴护栏上坡，准备左拐去下方装货再往楼上拉。因护栏开口，须先向上借道调整，再掉头。8 月 18 日口述双方都往上走。后方黄色美团二轮碰撞，三轮侧翻，脚踏板压伤右脚。交警称视频能看清过程；家属称监控可能看不清护栏。护栏开口可以解释动作来源，但不能据此争全责。</w:t>
+        <w:t>胡志远当时在为刘孝春家卸货搬运，驾驶/使用刘家三轮车。卸完第一趟，回装第二趟：贴护栏上坡，准备左拐去下方装货再往楼上拉。因护栏开口，须先向上借道调整，再掉头。8 月 18 日口述双方都往上走。后方黄色美团二轮碰撞，三轮侧翻，脚踏板压伤右脚。交警称视频能看清过程；家属称监控可能看不清护栏。护栏开口可以解释动作来源，但不能据此争全责。</w:t>
       </w:r>
     </w:p>
     <w:p>
@@ -9041,7 +9596,7 @@
                 <w:b w:val="0"/>
                 <w:sz w:val="21"/>
               </w:rPr>
-              <w:t>对接人胡继刚；齐鲁转写 33 床胡志远；用工老板口述刘孝春（转写刘小春）；有人问过孙总被否认</w:t>
+              <w:t>齐鲁病历、腕带、出院记录均为胡志远；对接人胡继刚；老板刘孝春（转写刘小春）</w:t>
             </w:r>
           </w:p>
         </w:tc>
@@ -9061,7 +9616,7 @@
                 <w:b w:val="0"/>
                 <w:sz w:val="21"/>
               </w:rPr>
-              <w:t>身份证、病历首页、微信实名，对外材料只用证件姓名</w:t>
+              <w:t>身份证是否与病历同名；对外法律文书只用证件姓名</w:t>
             </w:r>
           </w:p>
         </w:tc>
@@ -9240,7 +9795,7 @@
                 <w:b w:val="0"/>
                 <w:sz w:val="21"/>
               </w:rPr>
-              <w:t>齐鲁手术 8/15；人已到人民医院；保险侧确认二甲可赔、比例待定</w:t>
+              <w:t>齐鲁住院号 0001519455；门诊号 0002750430；8/14 19:01 手术；8/17 08:00 出院；出院记录、三份 CT、破伤风处方已归档</w:t>
             </w:r>
           </w:p>
         </w:tc>
@@ -9260,7 +9815,7 @@
                 <w:b w:val="0"/>
                 <w:sz w:val="21"/>
               </w:rPr>
-              <w:t>住院号；书面赔付比例；手术记录和植入物清单（钢钉根数）</w:t>
+              <w:t>人民医院住院号；书面赔付比例；完整手术记录和植入物编码；病案室复印（出院后 10 个工作日，博施楼 1 楼）</w:t>
             </w:r>
           </w:p>
         </w:tc>

--- a/deliverables/青岛抚顺路和哈尔滨路路口交通事故_伤情与处理备忘录_20260817.docx
+++ b/deliverables/青岛抚顺路和哈尔滨路路口交通事故_伤情与处理备忘录_20260817.docx
@@ -1435,7 +1435,7 @@
                 <w:b w:val="0"/>
                 <w:sz w:val="21"/>
               </w:rPr>
-              <w:t>处理交通事故的本地律师（岳父场外即可）；家属不拍板</w:t>
+              <w:t>岳父场外把关；家属不拍板</w:t>
             </w:r>
           </w:p>
         </w:tc>
@@ -1982,7 +1982,7 @@
           <w:b w:val="0"/>
           <w:sz w:val="24"/>
         </w:rPr>
-        <w:t>用发票做台账，分清：刘孝春垫付现金 3 万是一笔；费用口径 4 万是累计还是另一笔。逐项贴票：齐鲁手术/CT、人民医院、药品、护工合同+发票（本院合作一对一 24 小时）、救护车 160 元。医保已报金额单独记，避免重复报。记录 13 的 8000 元、蒋玉年不是本案。无票现金先不要对外报。</w:t>
+        <w:t>用发票做台账，分清：刘孝春垫付现金 3 万是一笔；费用口径 4 万是累计还是另一笔。逐项贴票：齐鲁手术/CT、人民医院、药品、护工（医院推荐一对一 24 小时，300 元/天，须合同+发票）、救护车 160 元。医保已报金额单独记，避免重复报。记录 13 的 8000 元、蒋玉年不是本案。无票现金先不要对外报。</w:t>
       </w:r>
     </w:p>
     <w:p>
@@ -2076,7 +2076,7 @@
           <w:b w:val="0"/>
           <w:sz w:val="24"/>
         </w:rPr>
-        <w:t>律师看监控复制件或到场查看、看内部牌和灯坏情况后，书面或微信明确「走简易」或「走一般」。同意任何责任比例之前必须看完。现在不请诉讼律师当面谈、不先发律师函。</w:t>
+        <w:t>岳父看监控复制件或指导查看、看内部牌和灯坏情况后，书面或微信明确「走简易」或「走一般」。同意任何责任比例之前必须看完。现在不到场见骑手或刘孝春、不先发律师函。</w:t>
       </w:r>
     </w:p>
     <w:p>
@@ -2473,7 +2473,7 @@
           <w:b w:val="0"/>
           <w:sz w:val="24"/>
         </w:rPr>
-        <w:t>在同意任何责任比例或程序选择前，让处理交通事故的本地律师查看监控和车辆材料，尤其评估一般程序可能带来的车辆与驾驶资格风险。</w:t>
+        <w:t>在同意任何责任比例或程序选择前，查看监控和车辆材料，尤其评估一般程序可能带来的车辆与驾驶资格风险。不到场见骑手，不先发函。</w:t>
       </w:r>
     </w:p>
     <w:p>
@@ -2890,7 +2890,7 @@
                 <w:b w:val="0"/>
                 <w:sz w:val="21"/>
               </w:rPr>
-              <w:t>本地交通事故律师（岳父场外）</w:t>
+              <w:t>岳父（执业三十余年，场外把关）</w:t>
             </w:r>
           </w:p>
         </w:tc>
@@ -2910,7 +2910,7 @@
                 <w:b w:val="0"/>
                 <w:sz w:val="21"/>
               </w:rPr>
-              <w:t>在同意任何责任比例或程序选择前，让处理交通事故的本地律师查看监控和车辆材料，尤其评估一般程序可能带来的车辆与驾驶资格风险。</w:t>
+              <w:t>在同意任何责任比例或程序选择前，查看监控和车辆材料，尤其评估一般程序可能带来的车辆与驾驶资格风险。不到场见骑手，不先发函。</w:t>
             </w:r>
           </w:p>
         </w:tc>
@@ -3479,7 +3479,7 @@
           <w:b w:val="0"/>
           <w:sz w:val="24"/>
         </w:rPr>
-        <w:t>• 家属对接人：胡继刚（儿子，自上海返回处理）。岳父为执业律师，可专业跟进。</w:t>
+        <w:t>• 家属对接人：胡继刚（儿子，自上海返回处理）。岳父为执业三十余年律师，家属已请其把关。现阶段仍场外：不到场见骑手或刘孝春、不署名发函。</w:t>
       </w:r>
     </w:p>
     <w:p>
@@ -7452,7 +7452,7 @@
                 <w:b w:val="0"/>
                 <w:sz w:val="21"/>
               </w:rPr>
-              <w:t>医院合作一对一 24 小时合同+发票；出院后仍不能自理的，按医嘱天数和当地护工价。青岛约 300–350 元/天。</w:t>
+              <w:t>医院推荐一对一 24 小时已请，日单价 300 元。必须书面合同、发票、护理记录、开始日期。出院后仍不能自理的，按医嘱天数续。</w:t>
             </w:r>
           </w:p>
         </w:tc>
@@ -9895,7 +9895,7 @@
                 <w:b w:val="0"/>
                 <w:sz w:val="21"/>
               </w:rPr>
-              <w:t>现在按不能自理、应请 24 小时一对一</w:t>
+              <w:t>医院推荐一对一 24 小时已请，日单价 300 元（2026-08-22 确认）</w:t>
             </w:r>
           </w:p>
         </w:tc>
@@ -9914,7 +9914,7 @@
                 <w:b w:val="0"/>
                 <w:sz w:val="21"/>
               </w:rPr>
-              <w:t>合同、发票、护理记录、日单价、开始日期</w:t>
+              <w:t>书面合同（写明一对一、公司名、开始日期、300 元/天）、发票抬头、护理记录；刘若垫付另开收据</w:t>
             </w:r>
           </w:p>
         </w:tc>
@@ -9933,7 +9933,7 @@
                 <w:b w:val="0"/>
                 <w:sz w:val="21"/>
               </w:rPr>
-              <w:t>护士站本院合作公司</w:t>
+              <w:t>护工公司 + 家属</w:t>
             </w:r>
           </w:p>
         </w:tc>
